--- a/Eccles_MBA_Mock_Interview_Coach_Brief.docx
+++ b/Eccles_MBA_Mock_Interview_Coach_Brief.docx
@@ -657,6 +657,15 @@
           <w:szCs w:val="21"/>
         </w:rPr>
         <w:t xml:space="preserve">as the program self-assessments — a student's interview evidence and their developmental self-ratings are two views of one model, and divergence between them is itself coaching material.</w:t>
+      </w:r>
+    </w:p>
+    <w:p>
+      <w:r>
+        <w:rPr>
+          <w:rFonts w:ascii="Calibri" w:hAnsi="Calibri"/>
+          <w:sz w:val="21"/>
+        </w:rPr>
+        <w:t>The answer framework is CARL — Context/Challenge, Action, Results, Learning — the storytelling method taught in the careers class; every AI coaching prompt in the system scores against it. When a summary shows a competency stuck at 2, the missing beat is almost always the Action specifics (“we” instead of “I”) or the Learning — the beat that separates 3s from 4s.</w:t>
       </w:r>
     </w:p>
     <w:p>

--- a/Eccles_MBA_Mock_Interview_Coach_Brief.docx
+++ b/Eccles_MBA_Mock_Interview_Coach_Brief.docx
@@ -825,6 +825,34 @@
           <w:szCs w:val="19"/>
         </w:rPr>
         <w:t xml:space="preserve">Student-facing materials, the rubric in full, and this system's documentation: https://coryjburk.github.io/competency-interview/</w:t>
+      </w:r>
+    </w:p>
+    <w:p>
+      <w:pPr>
+        <w:spacing w:after="40"/>
+      </w:pPr>
+      <w:r>
+        <w:rPr>
+          <w:rFonts w:ascii="Calibri" w:hAnsi="Calibri"/>
+          <w:i/>
+          <w:color w:val="6B6B6B"/>
+          <w:sz w:val="18"/>
+        </w:rPr>
+        <w:t>Developed by Cory Burk, Senior Manager, Program Management · Full-Time MBA Program · David Eccles School of Business.</w:t>
+      </w:r>
+    </w:p>
+    <w:p>
+      <w:pPr>
+        <w:spacing w:after="40"/>
+      </w:pPr>
+      <w:r>
+        <w:rPr>
+          <w:rFonts w:ascii="Calibri" w:hAnsi="Calibri"/>
+          <w:i/>
+          <w:color w:val="6B6B6B"/>
+          <w:sz w:val="18"/>
+        </w:rPr>
+        <w:t>© 2026 University of Utah, David Eccles School of Business. All rights reserved.</w:t>
       </w:r>
     </w:p>
     <w:sectPr>
